--- a/materialien/Werkzeuge/Funkraum/KR_W1_Funkraum_Wettknacken.docx
+++ b/materialien/Werkzeuge/Funkraum/KR_W1_Funkraum_Wettknacken.docx
@@ -169,7 +169,7 @@
               <w:rPr>
                 <w:rFonts w:ascii="Georgia" w:hAnsi="Georgia" w:cs="Georgia" w:eastAsia="Georgia"/>
                 <w:b/>
-                <w:color w:val="1F4E8C"/>
+                <w:color w:val="14213D"/>
                 <w:sz w:val="34"/>
               </w:rPr>
               <w:t>Wettknacken</w:t>
@@ -4866,7 +4866,7 @@
             <w:r>
               <w:drawing>
                 <wp:inline xmlns:a="http://schemas.openxmlformats.org/drawingml/2006/main" xmlns:pic="http://schemas.openxmlformats.org/drawingml/2006/picture">
-                  <wp:extent cx="5832000" cy="1924560"/>
+                  <wp:extent cx="5832000" cy="2099520"/>
                   <wp:docPr id="2" name="Picture 2"/>
                   <wp:cNvGraphicFramePr>
                     <a:graphicFrameLocks noChangeAspect="1"/>
@@ -4875,7 +4875,7 @@
                     <a:graphicData uri="http://schemas.openxmlformats.org/drawingml/2006/picture">
                       <pic:pic>
                         <pic:nvPicPr>
-                          <pic:cNvPr id="0" name="haeufigkeit_13e0457cfc058b44.png"/>
+                          <pic:cNvPr id="0" name="haeufigkeit_0b484f982bdf94ae.png"/>
                           <pic:cNvPicPr/>
                         </pic:nvPicPr>
                         <pic:blipFill>
@@ -4887,7 +4887,7 @@
                         <pic:spPr>
                           <a:xfrm>
                             <a:off x="0" y="0"/>
-                            <a:ext cx="5832000" cy="1924560"/>
+                            <a:ext cx="5832000" cy="2099520"/>
                           </a:xfrm>
                           <a:prstGeom prst="rect"/>
                         </pic:spPr>
